--- a/word_reports/LP_0110_위치_153_Cliff Richard_Rock 'n' Ro.docx
+++ b/word_reports/LP_0110_위치_153_Cliff Richard_Rock 'n' Ro.docx
@@ -4,7 +4,7 @@
   <w:body>
     <w:p>
       <w:pPr>
-        <w:spacing w:after="280"/>
+        <w:spacing w:after="80"/>
       </w:pPr>
       <w:r>
         <w:rPr w:rFonts="맑은 고딕">
@@ -13,94 +13,47 @@
           <w:color w:val="1E3A8A"/>
           <w:sz w:val="30"/>
         </w:rPr>
-        <w:t>[153] Cliff Richard - Rock 'n' Roll Juvenile</w:t>
+        <w:t>Cliff Richard (클리프 리처드) - Rock 'n' Roll Juvenile</w:t>
       </w:r>
     </w:p>
     <w:p>
       <w:pPr>
-        <w:spacing w:after="320"/>
+        <w:spacing w:after="240"/>
       </w:pPr>
       <w:r>
         <w:rPr w:rFonts="맑은 고딕">
           <w:rFonts w:ascii="맑은 고딕" w:hAnsi="맑은 고딕" w:eastAsia="맑은 고딕"/>
           <w:b/>
-          <w:sz w:val="20"/>
+          <w:color w:val="4B5563"/>
+          <w:sz w:val="22"/>
         </w:rPr>
-        <w:t>■ 위치 : 153</w:t>
-        <w:br/>
-      </w:r>
-      <w:r>
-        <w:rPr w:rFonts="맑은 고딕">
-          <w:rFonts w:ascii="맑은 고딕" w:hAnsi="맑은 고딕" w:eastAsia="맑은 고딕"/>
-          <w:b/>
-          <w:sz w:val="20"/>
-        </w:rPr>
-        <w:t>■ 아티스트 : Cliff Richard</w:t>
-        <w:br/>
-      </w:r>
-      <w:r>
-        <w:rPr w:rFonts="맑은 고딕">
-          <w:rFonts w:ascii="맑은 고딕" w:hAnsi="맑은 고딕" w:eastAsia="맑은 고딕"/>
-          <w:b/>
-          <w:sz w:val="20"/>
-        </w:rPr>
-        <w:t>■ 앨범명 : Rock 'n' Roll Juvenile</w:t>
-        <w:br/>
-      </w:r>
-      <w:r>
-        <w:rPr w:rFonts="맑은 고딕">
-          <w:rFonts w:ascii="맑은 고딕" w:hAnsi="맑은 고딕" w:eastAsia="맑은 고딕"/>
-          <w:b w:val="0"/>
-          <w:sz w:val="20"/>
-        </w:rPr>
-        <w:t>■ 음반 레이블 : EMI</w:t>
-        <w:br/>
-      </w:r>
-      <w:r>
-        <w:rPr w:rFonts="맑은 고딕">
-          <w:rFonts w:ascii="맑은 고딕" w:hAnsi="맑은 고딕" w:eastAsia="맑은 고딕"/>
-          <w:b w:val="0"/>
-          <w:sz w:val="20"/>
-        </w:rPr>
-        <w:t>■ 발매년도 : 1979</w:t>
-        <w:br/>
-      </w:r>
-      <w:r>
-        <w:rPr w:rFonts="맑은 고딕">
-          <w:rFonts w:ascii="맑은 고딕" w:hAnsi="맑은 고딕" w:eastAsia="맑은 고딕"/>
-          <w:b w:val="0"/>
-          <w:sz w:val="20"/>
-        </w:rPr>
-        <w:t>■ 장르 : 팝 록 (Pop Rock), 록앤롤 (Rock &amp; Roll)</w:t>
-        <w:br/>
-      </w:r>
-      <w:r>
-        <w:rPr w:rFonts="맑은 고딕">
-          <w:rFonts w:ascii="맑은 고딕" w:hAnsi="맑은 고딕" w:eastAsia="맑은 고딕"/>
-          <w:b w:val="0"/>
-          <w:sz w:val="20"/>
-        </w:rPr>
-        <w:t>■ 주요 수록곡 : 1. We Don't Talk Anymore</w:t>
-        <w:br/>
+        <w:t>위치 :  153</w:t>
       </w:r>
     </w:p>
     <w:p>
       <w:pPr>
-        <w:spacing w:after="160"/>
+        <w:spacing w:line="324" w:lineRule="auto" w:before="80" w:after="160"/>
       </w:pPr>
       <w:r>
         <w:rPr w:rFonts="맑은 고딕">
           <w:rFonts w:ascii="맑은 고딕" w:hAnsi="맑은 고딕" w:eastAsia="맑은 고딕"/>
           <w:b/>
           <w:color w:val="1F2937"/>
-          <w:sz w:val="24"/>
+          <w:sz w:val="22"/>
         </w:rPr>
-        <w:t>■ 음반 해설 및 감상 가이드</w:t>
+        <w:t xml:space="preserve">[음반 소개] </w:t>
+      </w:r>
+      <w:r>
+        <w:rPr w:rFonts="맑은 고딕">
+          <w:rFonts w:ascii="맑은 고딕" w:hAnsi="맑은 고딕" w:eastAsia="맑은 고딕"/>
+          <w:b w:val="0"/>
+          <w:sz w:val="21"/>
+        </w:rPr>
       </w:r>
     </w:p>
     <w:p>
       <w:pPr>
-        <w:spacing w:line="312" w:lineRule="auto" w:after="120"/>
+        <w:spacing w:line="324" w:lineRule="auto" w:after="120"/>
       </w:pPr>
       <w:r>
         <w:rPr w:rFonts="맑은 고딕">
@@ -108,51 +61,516 @@
           <w:b w:val="0"/>
           <w:sz w:val="21"/>
         </w:rPr>
-        <w:t>1950년대 영국의 초기 록앤롤 신을 한틀어쥐며 전설의 시작을 알렸던 클리프 리처드(Cliff Richard)가 1979년에 발표한 《Rock 'n' Roll Juvenile》은 그의 음악적 제2의 전성기를 화려하게 연 모뉴멘털한 명반입니다. 데뷔 20주년을 넘긴 베테랑 뮤지션이었음에도 불구하고, 그는 1970년대 말 밀려들던 유로 디스코와 신스팝의 물결을 자신의 정통 팝 록 스타일에 독창적으로 흡수시켰습니다. 이 음반은 아티스트의 타성에 젖지 않는 감각과 음악적 진화에 대한 끝없는 열정이 빚어낸 결실로 평가받습니다.</w:t>
+        <w:t>영국 팝의 살아있는 전설 클리프 리처드가 1970년대의 황혼에서 찬란한 비상을 알리며 선보인 *Rock 'n' Roll Juvenile*은 그의 끝없는 음악적 청춘과 예술적 진화를 유려하게 증명한 걸작입니다. 1950년대 로큰롤의 순수한 열정을 품은 채 세련된 뉴웨이브와 현대 팝 사운드의 숨결을 덧입힌 이 앨범은, 거장의 원숙한 감성과 동시대적 세련미가 완벽한 조화를 이루며 음악적 품격을 드러냅니다. 전 세계 차트를 뒤흔든 불멸의 선율들은 지나간 청춘의 낭만을 아련하게 소환하며, 세월의 풍파 속에서도 결코 바래지 않는 깊은 서정적 울림을 선사합니다.</w:t>
       </w:r>
     </w:p>
     <w:p>
       <w:pPr>
-        <w:spacing w:line="312" w:lineRule="auto" w:after="120"/>
+        <w:spacing w:line="324" w:lineRule="auto" w:before="200" w:after="80"/>
       </w:pPr>
+      <w:r>
+        <w:rPr w:rFonts="맑은 고딕">
+          <w:rFonts w:ascii="맑은 고딕" w:hAnsi="맑은 고딕" w:eastAsia="맑은 고딕"/>
+          <w:b/>
+          <w:color w:val="1E3A8A"/>
+          <w:sz w:val="24"/>
+        </w:rPr>
+        <w:t>1. 음반 데이터</w:t>
+      </w:r>
+    </w:p>
+    <w:p>
+      <w:pPr>
+        <w:spacing w:line="324" w:lineRule="auto" w:after="80"/>
+      </w:pPr>
+      <w:r>
+        <w:rPr w:rFonts="맑은 고딕">
+          <w:rFonts w:ascii="맑은 고딕" w:hAnsi="맑은 고딕" w:eastAsia="맑은 고딕"/>
+          <w:b w:val="0"/>
+          <w:color w:val="6B7280"/>
+          <w:sz w:val="21"/>
+        </w:rPr>
+        <w:t xml:space="preserve">· </w:t>
+      </w:r>
+      <w:r>
+        <w:rPr w:rFonts="맑은 고딕">
+          <w:rFonts w:ascii="맑은 고딕" w:hAnsi="맑은 고딕" w:eastAsia="맑은 고딕"/>
+          <w:b/>
+          <w:color w:val="1F2937"/>
+          <w:sz w:val="21"/>
+        </w:rPr>
+        <w:t xml:space="preserve">앨범명: </w:t>
+      </w:r>
       <w:r>
         <w:rPr w:rFonts="맑은 고딕">
           <w:rFonts w:ascii="맑은 고딕" w:hAnsi="맑은 고딕" w:eastAsia="맑은 고딕"/>
           <w:b w:val="0"/>
           <w:sz w:val="21"/>
         </w:rPr>
-        <w:t>음악적 완성도를 끌어올린 주역은 프로듀서 브루스 웰치(Bruce Welch)와 작곡가 테리 브리튼(Terry Britten)입니다. 이들의 정교한 프로덕션 아래 앨범 전반을 관통하는 세련된 팝 록 사운드가 완성되었습니다. 클리프 리처드의 보컬은 초기 록앤롤 시절의 거친 에너지 대신, 한층 무르익은 유려함과 완벽하게 제어된 미성을 선보입니다. 팽팽하게 당겨진 리듬 섹션과 섬세한 레이어의 신디사이저, 타이트한 기타 리프 위에서 고혹적으로 흘러가는 그의 목소리는 청자에게 강렬하면서도 우아한 쾌감을 선사합니다.</w:t>
+        <w:t>Rock 'n' Roll Juvenile</w:t>
       </w:r>
     </w:p>
     <w:p>
       <w:pPr>
-        <w:spacing w:line="312" w:lineRule="auto" w:after="120"/>
+        <w:spacing w:line="324" w:lineRule="auto" w:after="80"/>
       </w:pPr>
+      <w:r>
+        <w:rPr w:rFonts="맑은 고딕">
+          <w:rFonts w:ascii="맑은 고딕" w:hAnsi="맑은 고딕" w:eastAsia="맑은 고딕"/>
+          <w:b w:val="0"/>
+          <w:color w:val="6B7280"/>
+          <w:sz w:val="21"/>
+        </w:rPr>
+        <w:t xml:space="preserve">· </w:t>
+      </w:r>
+      <w:r>
+        <w:rPr w:rFonts="맑은 고딕">
+          <w:rFonts w:ascii="맑은 고딕" w:hAnsi="맑은 고딕" w:eastAsia="맑은 고딕"/>
+          <w:b/>
+          <w:color w:val="1F2937"/>
+          <w:sz w:val="21"/>
+        </w:rPr>
+        <w:t xml:space="preserve">아티스트: </w:t>
+      </w:r>
       <w:r>
         <w:rPr w:rFonts="맑은 고딕">
           <w:rFonts w:ascii="맑은 고딕" w:hAnsi="맑은 고딕" w:eastAsia="맑은 고딕"/>
           <w:b w:val="0"/>
           <w:sz w:val="21"/>
         </w:rPr>
-        <w:t>앨범을 대표하는 슈퍼 히트곡 "We Don't Talk Anymore"는 정교하고 감각적인 베이스 라인과 캐치한 멜로디가 어우러져 영국 차트 1위는 물론 전 세계를 매료시켰으며, 70년대 말 팝 사운드의 정점을 보여줍니다. 신비롭고 서정적인 록 사운드가 돋보이는 "Carrie" 역시 차트 상위권을 쓸어 담으며 앨범의 흥행을 견인했습니다. 또한 타이틀곡 "Rock 'n' Roll Juvenile"은 자신의 모태인 록앤롤에 대한 애정 어린 오마주를 현대적인 감각으로 풀어내며 앨범 전체의 정체성을 단단하게 잡아줍니다.</w:t>
+        <w:t>Cliff Richard (클리프 리처드)</w:t>
       </w:r>
     </w:p>
     <w:p>
       <w:pPr>
-        <w:spacing w:line="312" w:lineRule="auto" w:after="120"/>
+        <w:spacing w:line="324" w:lineRule="auto" w:after="80"/>
       </w:pPr>
+      <w:r>
+        <w:rPr w:rFonts="맑은 고딕">
+          <w:rFonts w:ascii="맑은 고딕" w:hAnsi="맑은 고딕" w:eastAsia="맑은 고딕"/>
+          <w:b w:val="0"/>
+          <w:color w:val="6B7280"/>
+          <w:sz w:val="21"/>
+        </w:rPr>
+        <w:t xml:space="preserve">· </w:t>
+      </w:r>
+      <w:r>
+        <w:rPr w:rFonts="맑은 고딕">
+          <w:rFonts w:ascii="맑은 고딕" w:hAnsi="맑은 고딕" w:eastAsia="맑은 고딕"/>
+          <w:b/>
+          <w:color w:val="1F2937"/>
+          <w:sz w:val="21"/>
+        </w:rPr>
+        <w:t xml:space="preserve">발매 정보: </w:t>
+      </w:r>
       <w:r>
         <w:rPr w:rFonts="맑은 고딕">
           <w:rFonts w:ascii="맑은 고딕" w:hAnsi="맑은 고딕" w:eastAsia="맑은 고딕"/>
           <w:b w:val="0"/>
           <w:sz w:val="21"/>
         </w:rPr>
-        <w:t>LP의 아날로그 홈을 타고 흐르는 《Rock 'n' Roll Juvenile》은 70년대 말 레코딩 특유의 입체적인 질감과 온기를 풍부하게 전달합니다. 세월이 흘러도 변하지 않는 보컬리스트의 기량과 시대의 흐름을 정확히 짚어낸 감각이 완벽한 균형을 이루고 있습니다. 이 음반은 단순한 추억의 팝 모음집을 넘어, 록앤롤의 전통과 현대 팝 음악의 세련미가 지적으로 교차하는 진정한 클래식입니다.</w:t>
+        <w:t>1979년 9월 영국 EMI 레코드를 통해 발매된 본작은, 클리프 리처드가 오랜 음악적 동반자인 브루스 웰치(Bruce Welch) 및 작곡가 앨런 타니(Alan Tarney)와 의기투합하여 자신의 뿌리인 로큰롤 정신을 세련된 1980년대식 팝/록 사운드로 재탄생시킨 역사적 전환점의 음반입니다.</w:t>
+      </w:r>
+    </w:p>
+    <w:p>
+      <w:pPr>
+        <w:spacing w:line="324" w:lineRule="auto" w:after="80"/>
+      </w:pPr>
+      <w:r>
+        <w:rPr w:rFonts="맑은 고딕">
+          <w:rFonts w:ascii="맑은 고딕" w:hAnsi="맑은 고딕" w:eastAsia="맑은 고딕"/>
+          <w:b w:val="0"/>
+          <w:color w:val="6B7280"/>
+          <w:sz w:val="21"/>
+        </w:rPr>
+        <w:t xml:space="preserve">· </w:t>
+      </w:r>
+      <w:r>
+        <w:rPr w:rFonts="맑은 고딕">
+          <w:rFonts w:ascii="맑은 고딕" w:hAnsi="맑은 고딕" w:eastAsia="맑은 고딕"/>
+          <w:b/>
+          <w:color w:val="1F2937"/>
+          <w:sz w:val="21"/>
+        </w:rPr>
+        <w:t xml:space="preserve">LP 인기도(판매량): </w:t>
+      </w:r>
+      <w:r>
+        <w:rPr w:rFonts="맑은 고딕">
+          <w:rFonts w:ascii="맑은 고딕" w:hAnsi="맑은 고딕" w:eastAsia="맑은 고딕"/>
+          <w:b w:val="0"/>
+          <w:sz w:val="21"/>
+        </w:rPr>
+        <w:t>발매 직후 영국 앨범 차트(UK Albums Chart) 3위에 오르고 영국 축음기 협회(BPI)로부터 골드(Gold) 인증을 획득하였으며, 전 세계 40여 개국 차트를 석권한 메가 히트 싱글에 힘입어 유럽과 영연방 전역에서 폭발적인 판매고를 기록했습니다.</w:t>
+      </w:r>
+    </w:p>
+    <w:p>
+      <w:pPr>
+        <w:spacing w:line="324" w:lineRule="auto" w:after="80"/>
+      </w:pPr>
+      <w:r>
+        <w:rPr w:rFonts="맑은 고딕">
+          <w:rFonts w:ascii="맑은 고딕" w:hAnsi="맑은 고딕" w:eastAsia="맑은 고딕"/>
+          <w:b w:val="0"/>
+          <w:color w:val="6B7280"/>
+          <w:sz w:val="21"/>
+        </w:rPr>
+        <w:t xml:space="preserve">· </w:t>
+      </w:r>
+      <w:r>
+        <w:rPr w:rFonts="맑은 고딕">
+          <w:rFonts w:ascii="맑은 고딕" w:hAnsi="맑은 고딕" w:eastAsia="맑은 고딕"/>
+          <w:b/>
+          <w:color w:val="1F2937"/>
+          <w:sz w:val="21"/>
+        </w:rPr>
+        <w:t xml:space="preserve">각종 수상경력: </w:t>
+      </w:r>
+      <w:r>
+        <w:rPr w:rFonts="맑은 고딕">
+          <w:rFonts w:ascii="맑은 고딕" w:hAnsi="맑은 고딕" w:eastAsia="맑은 고딕"/>
+          <w:b w:val="0"/>
+          <w:sz w:val="21"/>
+        </w:rPr>
+        <w:t>리드 싱글 "We Don't Talk Anymore"가 영국 싱글 차트 4주 연속 1위 및 미국 빌보드 핫 100 7위를 기록하는 등 글로벌 차트 정상을 휩쓸며, 당시 침체기를 딛고 대중음악계 최고 권위의 팝 거장으로서의 위치를 다시 한번 확고히 공인받았습니다.</w:t>
+      </w:r>
+    </w:p>
+    <w:p>
+      <w:pPr>
+        <w:spacing w:line="324" w:lineRule="auto" w:before="200" w:after="80"/>
+      </w:pPr>
+      <w:r>
+        <w:rPr w:rFonts="맑은 고딕">
+          <w:rFonts w:ascii="맑은 고딕" w:hAnsi="맑은 고딕" w:eastAsia="맑은 고딕"/>
+          <w:b/>
+          <w:color w:val="1E3A8A"/>
+          <w:sz w:val="24"/>
+        </w:rPr>
+        <w:t>2. 아티스트 정보</w:t>
+      </w:r>
+    </w:p>
+    <w:p>
+      <w:pPr>
+        <w:spacing w:line="324" w:lineRule="auto" w:after="80"/>
+      </w:pPr>
+      <w:r>
+        <w:rPr w:rFonts="맑은 고딕">
+          <w:rFonts w:ascii="맑은 고딕" w:hAnsi="맑은 고딕" w:eastAsia="맑은 고딕"/>
+          <w:b w:val="0"/>
+          <w:color w:val="6B7280"/>
+          <w:sz w:val="21"/>
+        </w:rPr>
+        <w:t xml:space="preserve">· </w:t>
+      </w:r>
+      <w:r>
+        <w:rPr w:rFonts="맑은 고딕">
+          <w:rFonts w:ascii="맑은 고딕" w:hAnsi="맑은 고딕" w:eastAsia="맑은 고딕"/>
+          <w:b/>
+          <w:color w:val="1F2937"/>
+          <w:sz w:val="21"/>
+        </w:rPr>
+        <w:t xml:space="preserve">국적: </w:t>
+      </w:r>
+      <w:r>
+        <w:rPr w:rFonts="맑은 고딕">
+          <w:rFonts w:ascii="맑은 고딕" w:hAnsi="맑은 고딕" w:eastAsia="맑은 고딕"/>
+          <w:b w:val="0"/>
+          <w:sz w:val="21"/>
+        </w:rPr>
+        <w:t>영국 (United Kingdom)</w:t>
+      </w:r>
+    </w:p>
+    <w:p>
+      <w:pPr>
+        <w:spacing w:line="324" w:lineRule="auto" w:after="80"/>
+      </w:pPr>
+      <w:r>
+        <w:rPr w:rFonts="맑은 고딕">
+          <w:rFonts w:ascii="맑은 고딕" w:hAnsi="맑은 고딕" w:eastAsia="맑은 고딕"/>
+          <w:b w:val="0"/>
+          <w:color w:val="6B7280"/>
+          <w:sz w:val="21"/>
+        </w:rPr>
+        <w:t xml:space="preserve">· </w:t>
+      </w:r>
+      <w:r>
+        <w:rPr w:rFonts="맑은 고딕">
+          <w:rFonts w:ascii="맑은 고딕" w:hAnsi="맑은 고딕" w:eastAsia="맑은 고딕"/>
+          <w:b/>
+          <w:color w:val="1F2937"/>
+          <w:sz w:val="21"/>
+        </w:rPr>
+        <w:t xml:space="preserve">생몰년도: </w:t>
+      </w:r>
+      <w:r>
+        <w:rPr w:rFonts="맑은 고딕">
+          <w:rFonts w:ascii="맑은 고딕" w:hAnsi="맑은 고딕" w:eastAsia="맑은 고딕"/>
+          <w:b w:val="0"/>
+          <w:sz w:val="21"/>
+        </w:rPr>
+        <w:t>1940년 10월 14일 ~ 현재</w:t>
+      </w:r>
+    </w:p>
+    <w:p>
+      <w:pPr>
+        <w:spacing w:line="324" w:lineRule="auto" w:after="80"/>
+      </w:pPr>
+      <w:r>
+        <w:rPr w:rFonts="맑은 고딕">
+          <w:rFonts w:ascii="맑은 고딕" w:hAnsi="맑은 고딕" w:eastAsia="맑은 고딕"/>
+          <w:b w:val="0"/>
+          <w:color w:val="6B7280"/>
+          <w:sz w:val="21"/>
+        </w:rPr>
+        <w:t xml:space="preserve">· </w:t>
+      </w:r>
+      <w:r>
+        <w:rPr w:rFonts="맑은 고딕">
+          <w:rFonts w:ascii="맑은 고딕" w:hAnsi="맑은 고딕" w:eastAsia="맑은 고딕"/>
+          <w:b/>
+          <w:color w:val="1F2937"/>
+          <w:sz w:val="21"/>
+        </w:rPr>
+        <w:t xml:space="preserve">그룹 소속: </w:t>
+      </w:r>
+      <w:r>
+        <w:rPr w:rFonts="맑은 고딕">
+          <w:rFonts w:ascii="맑은 고딕" w:hAnsi="맑은 고딕" w:eastAsia="맑은 고딕"/>
+          <w:b w:val="0"/>
+          <w:sz w:val="21"/>
+        </w:rPr>
+        <w:t>솔로 (초기 전설적 록 밴드 'Cliff Richard and the Shadows' 활동)</w:t>
+      </w:r>
+    </w:p>
+    <w:p>
+      <w:pPr>
+        <w:spacing w:line="324" w:lineRule="auto" w:after="80"/>
+      </w:pPr>
+      <w:r>
+        <w:rPr w:rFonts="맑은 고딕">
+          <w:rFonts w:ascii="맑은 고딕" w:hAnsi="맑은 고딕" w:eastAsia="맑은 고딕"/>
+          <w:b w:val="0"/>
+          <w:color w:val="6B7280"/>
+          <w:sz w:val="21"/>
+        </w:rPr>
+        <w:t xml:space="preserve">· </w:t>
+      </w:r>
+      <w:r>
+        <w:rPr w:rFonts="맑은 고딕">
+          <w:rFonts w:ascii="맑은 고딕" w:hAnsi="맑은 고딕" w:eastAsia="맑은 고딕"/>
+          <w:b/>
+          <w:color w:val="1F2937"/>
+          <w:sz w:val="21"/>
+        </w:rPr>
+        <w:t xml:space="preserve">아티스트 소개: </w:t>
+      </w:r>
+      <w:r>
+        <w:rPr w:rFonts="맑은 고딕">
+          <w:rFonts w:ascii="맑은 고딕" w:hAnsi="맑은 고딕" w:eastAsia="맑은 고딕"/>
+          <w:b w:val="0"/>
+          <w:sz w:val="21"/>
+        </w:rPr>
+        <w:t>클리프 리처드는 비틀즈 이전 영국 록 음악의 새벽을 열며 '영국의 엘비스'로 군림한 이래, 반세기가 넘는 세월 동안 영국 팝 역사상 가장 독보적인 차트 기록과 누적 판매고를 남긴 불멸의 거장입니다. 감미롭고 귀족적인 음색, 흔들림 없는 완벽한 가창력, 그리고 세대의 변화를 능숙하게 품어내는 독창적인 음악성으로 대중음악계의 영원한 신사이자 문화적 아이콘으로 추앙받고 있습니다.</w:t>
+      </w:r>
+    </w:p>
+    <w:p>
+      <w:pPr>
+        <w:spacing w:line="324" w:lineRule="auto" w:before="200" w:after="80"/>
+      </w:pPr>
+      <w:r>
+        <w:rPr w:rFonts="맑은 고딕">
+          <w:rFonts w:ascii="맑은 고딕" w:hAnsi="맑은 고딕" w:eastAsia="맑은 고딕"/>
+          <w:b/>
+          <w:color w:val="1E3A8A"/>
+          <w:sz w:val="24"/>
+        </w:rPr>
+        <w:t>3. 음반 상세 분석</w:t>
+      </w:r>
+    </w:p>
+    <w:p>
+      <w:pPr>
+        <w:spacing w:line="324" w:lineRule="auto" w:after="80"/>
+      </w:pPr>
+      <w:r>
+        <w:rPr w:rFonts="맑은 고딕">
+          <w:rFonts w:ascii="맑은 고딕" w:hAnsi="맑은 고딕" w:eastAsia="맑은 고딕"/>
+          <w:b w:val="0"/>
+          <w:color w:val="6B7280"/>
+          <w:sz w:val="21"/>
+        </w:rPr>
+        <w:t xml:space="preserve">· </w:t>
+      </w:r>
+      <w:r>
+        <w:rPr w:rFonts="맑은 고딕">
+          <w:rFonts w:ascii="맑은 고딕" w:hAnsi="맑은 고딕" w:eastAsia="맑은 고딕"/>
+          <w:b/>
+          <w:color w:val="1F2937"/>
+          <w:sz w:val="21"/>
+        </w:rPr>
+        <w:t xml:space="preserve">역사적 위치: </w:t>
+      </w:r>
+      <w:r>
+        <w:rPr w:rFonts="맑은 고딕">
+          <w:rFonts w:ascii="맑은 고딕" w:hAnsi="맑은 고딕" w:eastAsia="맑은 고딕"/>
+          <w:b w:val="0"/>
+          <w:sz w:val="21"/>
+        </w:rPr>
+        <w:t>본작은 1950년대의 틴에이저 로큰롤 우상이었던 클리프 리처드가 성인 지향 팝/록(AOR)과 뉴웨이브의 물결을 우아하게 흡수하여 제2의 전성기를 화려하게 개막한 음악사적 명반입니다. 1970년대 아날로그 프로덕션의 미학적 정점을 보여주며, 전통 로큰롤의 에너지를 현대적인 팝 사운드로 치환해 낸 독보적인 완성도를 지니고 있습니다.</w:t>
+      </w:r>
+    </w:p>
+    <w:p>
+      <w:pPr>
+        <w:spacing w:line="324" w:lineRule="auto" w:after="80"/>
+      </w:pPr>
+      <w:r>
+        <w:rPr w:rFonts="맑은 고딕">
+          <w:rFonts w:ascii="맑은 고딕" w:hAnsi="맑은 고딕" w:eastAsia="맑은 고딕"/>
+          <w:b w:val="0"/>
+          <w:color w:val="6B7280"/>
+          <w:sz w:val="21"/>
+        </w:rPr>
+        <w:t xml:space="preserve">· </w:t>
+      </w:r>
+      <w:r>
+        <w:rPr w:rFonts="맑은 고딕">
+          <w:rFonts w:ascii="맑은 고딕" w:hAnsi="맑은 고딕" w:eastAsia="맑은 고딕"/>
+          <w:b/>
+          <w:color w:val="1F2937"/>
+          <w:sz w:val="21"/>
+        </w:rPr>
+        <w:t xml:space="preserve">시대의 흔적(스토리텔링): </w:t>
+      </w:r>
+      <w:r>
+        <w:rPr w:rFonts="맑은 고딕">
+          <w:rFonts w:ascii="맑은 고딕" w:hAnsi="맑은 고딕" w:eastAsia="맑은 고딕"/>
+          <w:b w:val="0"/>
+          <w:sz w:val="21"/>
+        </w:rPr>
+        <w:t>펑크의 분노와 디스코의 화려한 열기가 교차하던 1979년의 공기 속에서, 이 음반은 청춘의 낭만과 이별의 애수를 우아하게 길어 올려 당시 청자들의 고독한 내면을 어루만졌습니다. 네온사인이 일렁이는 도시의 밤거리, 서로 다른 길을 걷게 된 연인들의 서글픈 초상을 노래하며 방황하던 젊은 날의 정서적 교감을 완벽하게 대변해 주었습니다.</w:t>
+      </w:r>
+    </w:p>
+    <w:p>
+      <w:pPr>
+        <w:spacing w:line="324" w:lineRule="auto" w:before="200" w:after="80"/>
+      </w:pPr>
+      <w:r>
+        <w:rPr w:rFonts="맑은 고딕">
+          <w:rFonts w:ascii="맑은 고딕" w:hAnsi="맑은 고딕" w:eastAsia="맑은 고딕"/>
+          <w:b/>
+          <w:color w:val="1E3A8A"/>
+          <w:sz w:val="24"/>
+        </w:rPr>
+        <w:t>4. 주요 수록곡 및 감상 제언</w:t>
+      </w:r>
+    </w:p>
+    <w:p>
+      <w:pPr>
+        <w:spacing w:line="324" w:lineRule="auto" w:after="80"/>
+      </w:pPr>
+      <w:r>
+        <w:rPr w:rFonts="맑은 고딕">
+          <w:rFonts w:ascii="맑은 고딕" w:hAnsi="맑은 고딕" w:eastAsia="맑은 고딕"/>
+          <w:b w:val="0"/>
+          <w:color w:val="6B7280"/>
+          <w:sz w:val="21"/>
+        </w:rPr>
+        <w:t xml:space="preserve">· </w:t>
+      </w:r>
+      <w:r>
+        <w:rPr w:rFonts="맑은 고딕">
+          <w:rFonts w:ascii="맑은 고딕" w:hAnsi="맑은 고딕" w:eastAsia="맑은 고딕"/>
+          <w:b/>
+          <w:color w:val="1F2937"/>
+          <w:sz w:val="21"/>
+        </w:rPr>
+        <w:t xml:space="preserve">주요 수록곡 특징: </w:t>
+      </w:r>
+      <w:r>
+        <w:rPr w:rFonts="맑은 고딕">
+          <w:rFonts w:ascii="맑은 고딕" w:hAnsi="맑은 고딕" w:eastAsia="맑은 고딕"/>
+          <w:b w:val="0"/>
+          <w:sz w:val="21"/>
+        </w:rPr>
+        <w:t>세계적인 신드롬을 일으킨 "We Don't Talk Anymore"는 매혹적인 베이스 리듬과 이별의 슬픔이 대비를 이루는 세련된 서정미의 극치이며, 극적인 전개와 절절한 멜로디가 빛나는 "Carrie", 그리고 자신의 음악적 초심과 활력을 경쾌하게 선언하는 타이틀곡 "Rock 'n' Roll Juvenile" 등 다채로운 명곡들이 수록되어 있습니다.</w:t>
+      </w:r>
+    </w:p>
+    <w:p>
+      <w:pPr>
+        <w:spacing w:line="324" w:lineRule="auto" w:after="80"/>
+      </w:pPr>
+      <w:r>
+        <w:rPr w:rFonts="맑은 고딕">
+          <w:rFonts w:ascii="맑은 고딕" w:hAnsi="맑은 고딕" w:eastAsia="맑은 고딕"/>
+          <w:b w:val="0"/>
+          <w:color w:val="6B7280"/>
+          <w:sz w:val="21"/>
+        </w:rPr>
+        <w:t xml:space="preserve">· </w:t>
+      </w:r>
+      <w:r>
+        <w:rPr w:rFonts="맑은 고딕">
+          <w:rFonts w:ascii="맑은 고딕" w:hAnsi="맑은 고딕" w:eastAsia="맑은 고딕"/>
+          <w:b/>
+          <w:color w:val="1F2937"/>
+          <w:sz w:val="21"/>
+        </w:rPr>
+        <w:t xml:space="preserve">빈티지 감상 제언: </w:t>
+      </w:r>
+      <w:r>
+        <w:rPr w:rFonts="맑은 고딕">
+          <w:rFonts w:ascii="맑은 고딕" w:hAnsi="맑은 고딕" w:eastAsia="맑은 고딕"/>
+          <w:b w:val="0"/>
+          <w:sz w:val="21"/>
+        </w:rPr>
+        <w:t>턴테이블의 바늘이 LP의 소리골을 스치는 순간, 70년대 특유의 밀도 높은 베이스라인과 클리프 리처드의 온기 어린 벨벳 보컬이 진공관 앰프를 통해 풍성한 공명으로 공간을 채웁니다. 정교하게 조율된 아날로그 악기들의 입체적인 레이어와 따스한 잔향의 미학에 귀를 기울이면 디지털 음원에서는 결코 느낄 수 없는 깊은 질감을 만끽할 수 있습니다.</w:t>
+      </w:r>
+    </w:p>
+    <w:p>
+      <w:pPr>
+        <w:spacing w:line="324" w:lineRule="auto" w:after="80"/>
+      </w:pPr>
+      <w:r>
+        <w:rPr w:rFonts="맑은 고딕">
+          <w:rFonts w:ascii="맑은 고딕" w:hAnsi="맑은 고딕" w:eastAsia="맑은 고딕"/>
+          <w:b w:val="0"/>
+          <w:color w:val="6B7280"/>
+          <w:sz w:val="21"/>
+        </w:rPr>
+        <w:t xml:space="preserve">· </w:t>
+      </w:r>
+      <w:r>
+        <w:rPr w:rFonts="맑은 고딕">
+          <w:rFonts w:ascii="맑은 고딕" w:hAnsi="맑은 고딕" w:eastAsia="맑은 고딕"/>
+          <w:b/>
+          <w:color w:val="1F2937"/>
+          <w:sz w:val="21"/>
+        </w:rPr>
+        <w:t xml:space="preserve">소장 가치: </w:t>
+      </w:r>
+      <w:r>
+        <w:rPr w:rFonts="맑은 고딕">
+          <w:rFonts w:ascii="맑은 고딕" w:hAnsi="맑은 고딕" w:eastAsia="맑은 고딕"/>
+          <w:b w:val="0"/>
+          <w:sz w:val="21"/>
+        </w:rPr>
+        <w:t>한 시대를 풍미한 거장의 음악적 부활을 알린 역사적 상징성은 물론, 1970년대 후반 영국 팝 사운드의 완벽한 마스터링을 체감할 수 있는 바이닐이라는 점에서 정통 팝 컬렉터라면 반드시 서열 상위에 올려두어야 할 소장 가치를 지닙니다.</w:t>
+      </w:r>
+    </w:p>
+    <w:p>
+      <w:pPr>
+        <w:spacing w:line="324" w:lineRule="auto" w:after="120" w:before="160"/>
+      </w:pPr>
+      <w:r>
+        <w:rPr w:rFonts="맑은 고딕">
+          <w:rFonts w:ascii="맑은 고딕" w:hAnsi="맑은 고딕" w:eastAsia="맑은 고딕"/>
+          <w:b/>
+          <w:color w:val="4338CA"/>
+          <w:sz w:val="21"/>
+        </w:rPr>
+        <w:t>이 음반을 통해 아날로그 바늘 끝에서 피어나는 영원한 청춘의 선율과 거장의 숨결이 전해주는 감동을 다시 한번 경험해 보시는 것은 어떨까요?</w:t>
       </w:r>
     </w:p>
     <w:sectPr>
       <w:pgSz w:w="12240" w:h="15840"/>
-      <w:pgMar w:top="1440" w:right="1440" w:bottom="1440" w:left="1440" w:header="720" w:footer="720" w:gutter="0"/>
+      <w:pgMar w:top="1152" w:right="1296" w:bottom="1152" w:left="1296" w:header="720" w:footer="720" w:gutter="0"/>
       <w:cols w:space="720"/>
       <w:docGrid w:linePitch="360"/>
     </w:sectPr>

--- a/word_reports/LP_0110_위치_153_Cliff Richard_Rock 'n' Ro.docx
+++ b/word_reports/LP_0110_위치_153_Cliff Richard_Rock 'n' Ro.docx
@@ -32,7 +32,7 @@
     </w:p>
     <w:p>
       <w:pPr>
-        <w:spacing w:line="324" w:lineRule="auto" w:before="80" w:after="160"/>
+        <w:spacing w:line="324" w:lineRule="auto" w:before="80" w:after="120"/>
       </w:pPr>
       <w:r>
         <w:rPr w:rFonts="맑은 고딕">
@@ -42,13 +42,6 @@
           <w:sz w:val="22"/>
         </w:rPr>
         <w:t xml:space="preserve">[음반 소개] </w:t>
-      </w:r>
-      <w:r>
-        <w:rPr w:rFonts="맑은 고딕">
-          <w:rFonts w:ascii="맑은 고딕" w:hAnsi="맑은 고딕" w:eastAsia="맑은 고딕"/>
-          <w:b w:val="0"/>
-          <w:sz w:val="21"/>
-        </w:rPr>
       </w:r>
     </w:p>
     <w:p>
@@ -61,7 +54,33 @@
           <w:b w:val="0"/>
           <w:sz w:val="21"/>
         </w:rPr>
-        <w:t>영국 팝의 살아있는 전설 클리프 리처드가 1970년대의 황혼에서 찬란한 비상을 알리며 선보인 *Rock 'n' Roll Juvenile*은 그의 끝없는 음악적 청춘과 예술적 진화를 유려하게 증명한 걸작입니다. 1950년대 로큰롤의 순수한 열정을 품은 채 세련된 뉴웨이브와 현대 팝 사운드의 숨결을 덧입힌 이 앨범은, 거장의 원숙한 감성과 동시대적 세련미가 완벽한 조화를 이루며 음악적 품격을 드러냅니다. 전 세계 차트를 뒤흔든 불멸의 선율들은 지나간 청춘의 낭만을 아련하게 소환하며, 세월의 풍파 속에서도 결코 바래지 않는 깊은 서정적 울림을 선사합니다.</w:t>
+        <w:t>1970년대 후반의 대중음악계는 펑크(Punk)의 격렬한 반항과 디스코(Disco)의 찬란한 열기가 거세게 교차하던 격동의 전환기였습니다. 1950년대 후반 '영국의 엘비스 프레슬리'로 화려하게 등장하여 1960년대를 호령했던 클리프 리처드(Cliff Richard)에게 이 시기는 단순한 연륜의 확장을 넘어, 아티스트로서의 영속성을 증명해야 하는 중대한 분수령이었습니다. 과거의 찬란한 영광에 안주하지 않고 시대의 호흡과 정면으로 마주한 그는 1979년, 불멸의 걸작 [Rock 'n' Roll Juvenile]을 세상에 내놓으며 찬란한 부활의 서막을 알렸습니다. 이 앨범은 반항기 넘치던 초기 로큰롤 청년의 뜨거운 원초적 박동과 성숙한 보컬리스트로서 축적한 세련된 팝 감수성이 가장 완벽한 균형을 이룬 역작으로 평가받습니다.</w:t>
+      </w:r>
+    </w:p>
+    <w:p>
+      <w:pPr>
+        <w:spacing w:line="324" w:lineRule="auto" w:after="120"/>
+      </w:pPr>
+      <w:r>
+        <w:rPr w:rFonts="맑은 고딕">
+          <w:rFonts w:ascii="맑은 고딕" w:hAnsi="맑은 고딕" w:eastAsia="맑은 고딕"/>
+          <w:b w:val="0"/>
+          <w:sz w:val="21"/>
+        </w:rPr>
+        <w:t>오랜 음악적 동지이자 섀도우스(The Shadows)의 멤버였던 브루스 웰치(Bruce Welch)의 감각적인 프로듀싱 아래 완성된 이 음반은, 당대 팝 씬을 강타한 신스팝의 기운과 뉴웨이브의 매끄러운 텍스처를 기품 있게 수용했습니다. 특히 앨범을 관통하는 예술적 철학은 '로큰롤의 영원한 젊음(Juvenile)'에 대한 헌사이자, 시간의 풍화를 이겨내는 대중음악의 본질적 낭만에 닿아 있습니다. 앨범의 포문을 여는 타이틀곡의 직관적인 에너지부터 전 세계 차트를 석권한 'We Don't Talk Anymore'의 유려하고도 애잔한 멜로디 라인에 이르기까지, 클리프 리처드는 특유의 정갈하면서도 호소력 짙은 음색으로 상실과 그리움, 그리고 생동하는 젊음의 초상을 유려하게 그려냅니다.</w:t>
+      </w:r>
+    </w:p>
+    <w:p>
+      <w:pPr>
+        <w:spacing w:line="324" w:lineRule="auto" w:after="120"/>
+      </w:pPr>
+      <w:r>
+        <w:rPr w:rFonts="맑은 고딕">
+          <w:rFonts w:ascii="맑은 고딕" w:hAnsi="맑은 고딕" w:eastAsia="맑은 고딕"/>
+          <w:b w:val="0"/>
+          <w:sz w:val="21"/>
+        </w:rPr>
+        <w:t>세월이 흘러 디지털 음원이 범람하는 오늘날에도 [Rock 'n' Roll Juvenile]이 LP 애호가들에게 특별한 감동을 선사하는 이유는, 음반 전체를 감싸는 유기적인 구성미와 아날로그 레코딩 특유의 서정적 온기 때문입니다. 트랙과 트랙 사이를 잇는 고즈넉한 여백 속에서 청자는 한 시대를 풍미한 대가가 자신의 뿌리인 로큰롤을 재해석하며 뿜어내는 깊은 울림을 목도하게 됩니다. 유행의 물결을 넘어 영원의 영역으로 진입한 그의 보컬은, 격변의 시대를 살아가는 우리 모두의 가슴속에 잠들어 있던 순수한 청춘의 잔상을 따스하게 일깨워줍니다.</w:t>
       </w:r>
     </w:p>
     <w:p>
@@ -168,7 +187,7 @@
           <w:b w:val="0"/>
           <w:sz w:val="21"/>
         </w:rPr>
-        <w:t>1979년 9월 영국 EMI 레코드를 통해 발매된 본작은, 클리프 리처드가 오랜 음악적 동반자인 브루스 웰치(Bruce Welch) 및 작곡가 앨런 타니(Alan Tarney)와 의기투합하여 자신의 뿌리인 로큰롤 정신을 세련된 1980년대식 팝/록 사운드로 재탄생시킨 역사적 전환점의 음반입니다.</w:t>
+        <w:t>1979년 9월 영국 EMI 레코드를 통해 발매된 클리프 리처드의 정규 스튜디오 앨범으로, 1970년대 말 팝/록 사운드의 전환점을 우아하게 포착한 앨범</w:t>
       </w:r>
     </w:p>
     <w:p>
@@ -199,7 +218,7 @@
           <w:b w:val="0"/>
           <w:sz w:val="21"/>
         </w:rPr>
-        <w:t>발매 직후 영국 앨범 차트(UK Albums Chart) 3위에 오르고 영국 축음기 협회(BPI)로부터 골드(Gold) 인증을 획득하였으며, 전 세계 40여 개국 차트를 석권한 메가 히트 싱글에 힘입어 유럽과 영연방 전역에서 폭발적인 판매고를 기록했습니다.</w:t>
+        <w:t>영국 오피셜 앨범 차트 3위에 오르고 영국 음반 산업 협회(BPI) 골드(Gold) 인증을 획득하였으며, 리드 싱글 'We Don't Talk Anymore'는 영국 차트 1위 및 미국 빌보드 핫 100 7위를 기록하는 등 전 세계적인 메가 히트를 달성함</w:t>
       </w:r>
     </w:p>
     <w:p>
@@ -230,7 +249,7 @@
           <w:b w:val="0"/>
           <w:sz w:val="21"/>
         </w:rPr>
-        <w:t>리드 싱글 "We Don't Talk Anymore"가 영국 싱글 차트 4주 연속 1위 및 미국 빌보드 핫 100 7위를 기록하는 등 글로벌 차트 정상을 휩쓸며, 당시 침체기를 딛고 대중음악계 최고 권위의 팝 거장으로서의 위치를 다시 한번 확고히 공인받았습니다.</w:t>
+        <w:t>앨범 및 싱글의 전 세계적 히트로 클리프 리처드는 1979년/1980년 브릿 어워드(Brit Awards) 최우수 영국 남성 솔로 아티스트 부문을 비롯한 다수의 음악상 후보에 오르며 제2의 전성기를 공인받음</w:t>
       </w:r>
     </w:p>
     <w:p>
@@ -306,7 +325,7 @@
           <w:b w:val="0"/>
           <w:sz w:val="21"/>
         </w:rPr>
-        <w:t>1940년 10월 14일 ~ 현재</w:t>
+        <w:t>1940년 10월 14일 출생</w:t>
       </w:r>
     </w:p>
     <w:p>
@@ -337,7 +356,7 @@
           <w:b w:val="0"/>
           <w:sz w:val="21"/>
         </w:rPr>
-        <w:t>솔로 (초기 전설적 록 밴드 'Cliff Richard and the Shadows' 활동)</w:t>
+        <w:t>솔로 (초기 전설적 백밴드 The Shadows와의 협업으로 유명)</w:t>
       </w:r>
     </w:p>
     <w:p>
@@ -368,7 +387,7 @@
           <w:b w:val="0"/>
           <w:sz w:val="21"/>
         </w:rPr>
-        <w:t>클리프 리처드는 비틀즈 이전 영국 록 음악의 새벽을 열며 '영국의 엘비스'로 군림한 이래, 반세기가 넘는 세월 동안 영국 팝 역사상 가장 독보적인 차트 기록과 누적 판매고를 남긴 불멸의 거장입니다. 감미롭고 귀족적인 음색, 흔들림 없는 완벽한 가창력, 그리고 세대의 변화를 능숙하게 품어내는 독창적인 음악성으로 대중음악계의 영원한 신사이자 문화적 아이콘으로 추앙받고 있습니다.</w:t>
+        <w:t>영국 대중음악사에서 비틀즈 이전 로큰롤의 불꽃을 지핀 선구자이자, 60여 년에 걸쳐 전 세계 2억 5천만 장 이상의 음반 판매고를 올린 리빙 레전드입니다. 청아하면서도 깊은 서정성을 지닌 미성과 변치 않는 음악적 열정으로 팝, 록, 복음성가를 넘나들며 현대 브리티시 팝의 기틀을 확립한 거장으로 추앙받습니다.</w:t>
       </w:r>
     </w:p>
     <w:p>
@@ -413,7 +432,7 @@
           <w:b w:val="0"/>
           <w:sz w:val="21"/>
         </w:rPr>
-        <w:t>본작은 1950년대의 틴에이저 로큰롤 우상이었던 클리프 리처드가 성인 지향 팝/록(AOR)과 뉴웨이브의 물결을 우아하게 흡수하여 제2의 전성기를 화려하게 개막한 음악사적 명반입니다. 1970년대 아날로그 프로덕션의 미학적 정점을 보여주며, 전통 로큰롤의 에너지를 현대적인 팝 사운드로 치환해 낸 독보적인 완성도를 지니고 있습니다.</w:t>
+        <w:t>1960년대 브리티시 인베이전의 전설이 1970년대 후반의 모던 팝/뉴웨이브 사조를 능동적으로 수용하여 차트 정상에 다시 우뚝 선 기념비적인 앨범입니다. 과거의 유산에 얽매이지 않고 세련된 어덜트 컨템포러리와 로큰롤의 완벽한 융합을 이뤄냄으로써 기성 아티스트가 나아가야 할 가장 모범적인 음악적 진화를 보여준 명반으로 기록됩니다.</w:t>
       </w:r>
     </w:p>
     <w:p>
@@ -444,7 +463,7 @@
           <w:b w:val="0"/>
           <w:sz w:val="21"/>
         </w:rPr>
-        <w:t>펑크의 분노와 디스코의 화려한 열기가 교차하던 1979년의 공기 속에서, 이 음반은 청춘의 낭만과 이별의 애수를 우아하게 길어 올려 당시 청자들의 고독한 내면을 어루만졌습니다. 네온사인이 일렁이는 도시의 밤거리, 서로 다른 길을 걷게 된 연인들의 서글픈 초상을 노래하며 방황하던 젊은 날의 정서적 교감을 완벽하게 대변해 주었습니다.</w:t>
+        <w:t>1979년 영국은 대처 정부의 출범과 사회경제적 불안, 그리고 펑크와 디스코의 음악적 충돌이 공존하던 혼란의 시기였습니다. 이 음반은 그 거친 시대의 공기 속에서 방황하던 대중들에게 세련된 위로와 낭만적 도피처를 제공하였으며, 찬란했던 청춘의 기억을 회고하며 새로운 내일을 꿈꾸던 당시 사람들의 애틋한 정서적 온도가 고스란히 담겨 있습니다.</w:t>
       </w:r>
     </w:p>
     <w:p>
@@ -489,7 +508,99 @@
           <w:b w:val="0"/>
           <w:sz w:val="21"/>
         </w:rPr>
-        <w:t>세계적인 신드롬을 일으킨 "We Don't Talk Anymore"는 매혹적인 베이스 리듬과 이별의 슬픔이 대비를 이루는 세련된 서정미의 극치이며, 극적인 전개와 절절한 멜로디가 빛나는 "Carrie", 그리고 자신의 음악적 초심과 활력을 경쾌하게 선언하는 타이틀곡 "Rock 'n' Roll Juvenile" 등 다채로운 명곡들이 수록되어 있습니다.</w:t>
+      </w:r>
+    </w:p>
+    <w:p>
+      <w:pPr>
+        <w:spacing w:line="324" w:lineRule="auto" w:after="80"/>
+      </w:pPr>
+      <w:r>
+        <w:rPr w:rFonts="맑은 고딕">
+          <w:rFonts w:ascii="맑은 고딕" w:hAnsi="맑은 고딕" w:eastAsia="맑은 고딕"/>
+          <w:b w:val="0"/>
+          <w:color w:val="6B7280"/>
+          <w:sz w:val="21"/>
+        </w:rPr>
+        <w:t xml:space="preserve">· </w:t>
+      </w:r>
+      <w:r>
+        <w:rPr w:rFonts="맑은 고딕">
+          <w:rFonts w:ascii="맑은 고딕" w:hAnsi="맑은 고딕" w:eastAsia="맑은 고딕"/>
+          <w:b/>
+          <w:color w:val="1F2937"/>
+          <w:sz w:val="21"/>
+        </w:rPr>
+        <w:t xml:space="preserve">'We Don't Talk Anymore': </w:t>
+      </w:r>
+      <w:r>
+        <w:rPr w:rFonts="맑은 고딕">
+          <w:rFonts w:ascii="맑은 고딕" w:hAnsi="맑은 고딕" w:eastAsia="맑은 고딕"/>
+          <w:b w:val="0"/>
+          <w:sz w:val="21"/>
+        </w:rPr>
+        <w:t>앨런 타니(Alan Tarney)가 작곡한 곡으로, 섬세한 어쿠스틱 스트로크와 감각적인 베이스 라인, 절제된 신디사이저 위에 얹힌 클리프 리처드의 애절한 미성이 헤어진 연인에 대한 그리움을 완벽하게 승화시킨 팝 클래식.</w:t>
+      </w:r>
+    </w:p>
+    <w:p>
+      <w:pPr>
+        <w:spacing w:line="324" w:lineRule="auto" w:after="80"/>
+      </w:pPr>
+      <w:r>
+        <w:rPr w:rFonts="맑은 고딕">
+          <w:rFonts w:ascii="맑은 고딕" w:hAnsi="맑은 고딕" w:eastAsia="맑은 고딕"/>
+          <w:b w:val="0"/>
+          <w:color w:val="6B7280"/>
+          <w:sz w:val="21"/>
+        </w:rPr>
+        <w:t xml:space="preserve">· </w:t>
+      </w:r>
+      <w:r>
+        <w:rPr w:rFonts="맑은 고딕">
+          <w:rFonts w:ascii="맑은 고딕" w:hAnsi="맑은 고딕" w:eastAsia="맑은 고딕"/>
+          <w:b/>
+          <w:color w:val="1F2937"/>
+          <w:sz w:val="21"/>
+        </w:rPr>
+        <w:t xml:space="preserve">'Carrie': </w:t>
+      </w:r>
+      <w:r>
+        <w:rPr w:rFonts="맑은 고딕">
+          <w:rFonts w:ascii="맑은 고딕" w:hAnsi="맑은 고딕" w:eastAsia="맑은 고딕"/>
+          <w:b w:val="0"/>
+          <w:sz w:val="21"/>
+        </w:rPr>
+        <w:t>긴장감 넘치는 베이스 리프와 드라마틱한 스트링 편곡, 폭발적인 코러스가 인상적인 곡으로 그의 서사적 보컬 역량이 절정에 달한 명곡.</w:t>
+      </w:r>
+    </w:p>
+    <w:p>
+      <w:pPr>
+        <w:spacing w:line="324" w:lineRule="auto" w:after="80"/>
+      </w:pPr>
+      <w:r>
+        <w:rPr w:rFonts="맑은 고딕">
+          <w:rFonts w:ascii="맑은 고딕" w:hAnsi="맑은 고딕" w:eastAsia="맑은 고딕"/>
+          <w:b w:val="0"/>
+          <w:color w:val="6B7280"/>
+          <w:sz w:val="21"/>
+        </w:rPr>
+        <w:t xml:space="preserve">· </w:t>
+      </w:r>
+      <w:r>
+        <w:rPr w:rFonts="맑은 고딕">
+          <w:rFonts w:ascii="맑은 고딕" w:hAnsi="맑은 고딕" w:eastAsia="맑은 고딕"/>
+          <w:b/>
+          <w:color w:val="1F2937"/>
+          <w:sz w:val="21"/>
+        </w:rPr>
+        <w:t xml:space="preserve">'Rock 'n' Roll Juvenile': </w:t>
+      </w:r>
+      <w:r>
+        <w:rPr w:rFonts="맑은 고딕">
+          <w:rFonts w:ascii="맑은 고딕" w:hAnsi="맑은 고딕" w:eastAsia="맑은 고딕"/>
+          <w:b w:val="0"/>
+          <w:sz w:val="21"/>
+        </w:rPr>
+        <w:t>로큰롤에 대한 순수한 애정과 자전적 고백을 경쾌한 리듬과 청량한 기타 사운드로 풀어낸 앨범의 상징적 트랙.</w:t>
       </w:r>
     </w:p>
     <w:p>
@@ -520,7 +631,7 @@
           <w:b w:val="0"/>
           <w:sz w:val="21"/>
         </w:rPr>
-        <w:t>턴테이블의 바늘이 LP의 소리골을 스치는 순간, 70년대 특유의 밀도 높은 베이스라인과 클리프 리처드의 온기 어린 벨벳 보컬이 진공관 앰프를 통해 풍성한 공명으로 공간을 채웁니다. 정교하게 조율된 아날로그 악기들의 입체적인 레이어와 따스한 잔향의 미학에 귀를 기울이면 디지털 음원에서는 결코 느낄 수 없는 깊은 질감을 만끽할 수 있습니다.</w:t>
+        <w:t>턴테이블의 바늘이 소리골을 타고 내려앉을 때 퍼지는 특유의 정취와 1970년대 후반 EMI 아날로그 스튜디오 레코딩의 맑고 투명한 음향이 압권입니다. 진공관 앰프의 온화한 배음과 아날로그적인 질감을 통해 감상할 때, 브루스 웰치 특유의 섬세한 보컬 믹싱과 어쿠스틱 악기들의 입체적인 공간감이 한층 더 풍성하고 따스한 감동으로 다가옵니다.</w:t>
       </w:r>
     </w:p>
     <w:p>
@@ -551,7 +662,7 @@
           <w:b w:val="0"/>
           <w:sz w:val="21"/>
         </w:rPr>
-        <w:t>한 시대를 풍미한 거장의 음악적 부활을 알린 역사적 상징성은 물론, 1970년대 후반 영국 팝 사운드의 완벽한 마스터링을 체감할 수 있는 바이닐이라는 점에서 정통 팝 컬렉터라면 반드시 서열 상위에 올려두어야 할 소장 가치를 지닙니다.</w:t>
+        <w:t>클리프 리처드의 음악 여정에서 가장 드라마틱한 재도약의 순간을 물리적 실체로 증명하는 앨범입니다. 아름다운 커버 아트워크와 뛰어난 오디오파일적 완성도를 겸비하고 있어, 70년대 브리티시 팝의 정수를 탐미하고자 하는 정통 LP 컬렉터라면 반드시 랙의 중앙에 소장해야 할 가치가 충분합니다.</w:t>
       </w:r>
     </w:p>
     <w:p>
@@ -565,7 +676,7 @@
           <w:color w:val="4338CA"/>
           <w:sz w:val="21"/>
         </w:rPr>
-        <w:t>이 음반을 통해 아날로그 바늘 끝에서 피어나는 영원한 청춘의 선율과 거장의 숨결이 전해주는 감동을 다시 한번 경험해 보시는 것은 어떨까요?</w:t>
+        <w:t>이 음반을 통해 아날로그 소리골 깊은 곳에서 피어오르는 찬란한 멜로디와 변치 않는 청춘의 낭만이 전해주는 감동을 다시 한번 경험해 보시는 것은 어떨까요?</w:t>
       </w:r>
     </w:p>
     <w:sectPr>
